--- a/SGC_CALFERQUIM/03_Procedimientos/3.16_Servicio_Cliente_PQR/POE/POE_3.16_Servicio_Cliente_PQR_V1.docx
+++ b/SGC_CALFERQUIM/03_Procedimientos/3.16_Servicio_Cliente_PQR/POE/POE_3.16_Servicio_Cliente_PQR_V1.docx
@@ -2,7 +2,7 @@
 <file path=word/document.xml><?xml version="1.0" encoding="utf-8"?>
 <w:document xmlns:w="http://schemas.openxmlformats.org/wordprocessingml/2006/main" xmlns:m="http://schemas.openxmlformats.org/officeDocument/2006/math" xmlns:r="http://schemas.openxmlformats.org/officeDocument/2006/relationships" xmlns:o="urn:schemas-microsoft-com:office:office" xmlns:v="urn:schemas-microsoft-com:vml" xmlns:w10="urn:schemas-microsoft-com:office:word" xmlns:a="http://schemas.openxmlformats.org/drawingml/2006/main" xmlns:pic="http://schemas.openxmlformats.org/drawingml/2006/picture" xmlns:wp="http://schemas.openxmlformats.org/drawingml/2006/wordprocessingDrawing">
   <w:body>
-    <w:bookmarkStart w:id="19" w:name="Xd3df6441bc0e37bf2298a8a3fefa175fca125bc"/>
+    <w:bookmarkStart w:id="30" w:name="Xd3df6441bc0e37bf2298a8a3fefa175fca125bc"/>
     <w:p>
       <w:pPr>
         <w:pStyle w:val="Heading1"/>
@@ -91,18 +91,18 @@
               <w:pStyle w:val="Compact"/>
             </w:pPr>
             <w:r>
-              <w:t xml:space="preserve">01</w:t>
-            </w:r>
-          </w:p>
-        </w:tc>
-        <w:tc>
-          <w:tcPr/>
-          <w:p>
-            <w:pPr>
-              <w:pStyle w:val="Compact"/>
-            </w:pPr>
-            <w:r>
-              <w:t xml:space="preserve">2026-02-18</w:t>
+              <w:t xml:space="preserve">02</w:t>
+            </w:r>
+          </w:p>
+        </w:tc>
+        <w:tc>
+          <w:tcPr/>
+          <w:p>
+            <w:pPr>
+              <w:pStyle w:val="Compact"/>
+            </w:pPr>
+            <w:r>
+              <w:t xml:space="preserve">2026-03-17</w:t>
             </w:r>
           </w:p>
         </w:tc>
@@ -119,7 +119,7 @@
         </w:tc>
       </w:tr>
     </w:tbl>
-    <w:bookmarkStart w:id="9" w:name="objetivo"/>
+    <w:bookmarkStart w:id="20" w:name="objetivo"/>
     <w:p>
       <w:pPr>
         <w:pStyle w:val="Heading2"/>
@@ -133,11 +133,11 @@
         <w:pStyle w:val="FirstParagraph"/>
       </w:pPr>
       <w:r>
-        <w:t xml:space="preserve">Definir el flujo para recepcion, analisis, respuesta y cierre de peticiones, quejas y reclamos (PQR), garantizando oportunidad de respuesta y trazabilidad de decisiones.</w:t>
-      </w:r>
-    </w:p>
-    <w:bookmarkEnd w:id="9"/>
-    <w:bookmarkStart w:id="10" w:name="alcance"/>
+        <w:t xml:space="preserve">Definir el flujo para recepcion, registro, analisis, respuesta y cierre de peticiones, quejas y reclamos (PQR), garantizando oportunidad de respuesta, analisis tecnico suficiente, trazabilidad de decisiones y mejora continua.</w:t>
+      </w:r>
+    </w:p>
+    <w:bookmarkEnd w:id="20"/>
+    <w:bookmarkStart w:id="21" w:name="alcance"/>
     <w:p>
       <w:pPr>
         <w:pStyle w:val="Heading2"/>
@@ -151,11 +151,11 @@
         <w:pStyle w:val="FirstParagraph"/>
       </w:pPr>
       <w:r>
-        <w:t xml:space="preserve">Aplica a PQR de clientes, distribuidores y terceros relacionadas con producto, despacho y servicio.</w:t>
-      </w:r>
-    </w:p>
-    <w:bookmarkEnd w:id="10"/>
-    <w:bookmarkStart w:id="11" w:name="definiciones"/>
+        <w:t xml:space="preserve">Aplica a PQR de clientes, distribuidores y terceros relacionadas con producto, despacho, servicio, entregas, documentacion comercial y soporte asociado, desde la captacion por cualquier canal hasta la respuesta final y cierre documentado del caso.</w:t>
+      </w:r>
+    </w:p>
+    <w:bookmarkEnd w:id="21"/>
+    <w:bookmarkStart w:id="22" w:name="definiciones"/>
     <w:p>
       <w:pPr>
         <w:pStyle w:val="Heading2"/>
@@ -200,8 +200,20 @@
         <w:t xml:space="preserve">Cierre: Estado final con respuesta formal emitida y evidencia archivada.</w:t>
       </w:r>
     </w:p>
-    <w:bookmarkEnd w:id="11"/>
-    <w:bookmarkStart w:id="12" w:name="documentos-de-referencia"/>
+    <w:p>
+      <w:pPr>
+        <w:pStyle w:val="Compact"/>
+        <w:numPr>
+          <w:ilvl w:val="0"/>
+          <w:numId w:val="1001"/>
+        </w:numPr>
+      </w:pPr>
+      <w:r>
+        <w:t xml:space="preserve">Caso no procedente: PQR verificada como no atribuible a Calferquim, pero igualmente respondida y cerrada con justificacion.</w:t>
+      </w:r>
+    </w:p>
+    <w:bookmarkEnd w:id="22"/>
+    <w:bookmarkStart w:id="23" w:name="documentos-de-referencia"/>
     <w:p>
       <w:pPr>
         <w:pStyle w:val="Heading2"/>
@@ -267,11 +279,11 @@
         </w:numPr>
       </w:pPr>
       <w:r>
-        <w:t xml:space="preserve">Procedimiento interno vigente de retiro/contencion de producto.</w:t>
-      </w:r>
-    </w:p>
-    <w:bookmarkEnd w:id="12"/>
-    <w:bookmarkStart w:id="13" w:name="responsabilidades-y-politicas"/>
+        <w:t xml:space="preserve">POE-3.16A Retiro de Producto (Recall).</w:t>
+      </w:r>
+    </w:p>
+    <w:bookmarkEnd w:id="23"/>
+    <w:bookmarkStart w:id="24" w:name="responsabilidades-y-politicas"/>
     <w:p>
       <w:pPr>
         <w:pStyle w:val="Heading2"/>
@@ -313,6 +325,18 @@
         </w:numPr>
       </w:pPr>
       <w:r>
+        <w:t xml:space="preserve">Comercial, Logistica, Produccion o Facturacion deben suministrar informacion cuando la PQR involucre su proceso.</w:t>
+      </w:r>
+    </w:p>
+    <w:p>
+      <w:pPr>
+        <w:pStyle w:val="Compact"/>
+        <w:numPr>
+          <w:ilvl w:val="0"/>
+          <w:numId w:val="1003"/>
+        </w:numPr>
+      </w:pPr>
+      <w:r>
         <w:t xml:space="preserve">Direccion Tecnica debe aprobar respuestas tecnicas criticas.</w:t>
       </w:r>
     </w:p>
@@ -325,11 +349,35 @@
         </w:numPr>
       </w:pPr>
       <w:r>
+        <w:t xml:space="preserve">La evaluacion del caso debe involucrar las areas necesarias segun la naturaleza del hecho.</w:t>
+      </w:r>
+    </w:p>
+    <w:p>
+      <w:pPr>
+        <w:pStyle w:val="Compact"/>
+        <w:numPr>
+          <w:ilvl w:val="0"/>
+          <w:numId w:val="1003"/>
+        </w:numPr>
+      </w:pPr>
+      <w:r>
         <w:t xml:space="preserve">Se prohibe cerrar PQR sin evidencia de analisis y respuesta emitida.</w:t>
       </w:r>
     </w:p>
-    <w:bookmarkEnd w:id="13"/>
-    <w:bookmarkStart w:id="14" w:name="procedimiento"/>
+    <w:p>
+      <w:pPr>
+        <w:pStyle w:val="Compact"/>
+        <w:numPr>
+          <w:ilvl w:val="0"/>
+          <w:numId w:val="1003"/>
+        </w:numPr>
+      </w:pPr>
+      <w:r>
+        <w:t xml:space="preserve">Toda PQR debe recibir respuesta formal, incluso cuando se determine que no procede.</w:t>
+      </w:r>
+    </w:p>
+    <w:bookmarkEnd w:id="24"/>
+    <w:bookmarkStart w:id="25" w:name="procedimiento"/>
     <w:p>
       <w:pPr>
         <w:pStyle w:val="Heading2"/>
@@ -347,7 +395,19 @@
         </w:numPr>
       </w:pPr>
       <w:r>
-        <w:t xml:space="preserve">Servicio al Cliente recibe PQR y asigna consecutivo en</w:t>
+        <w:t xml:space="preserve">Servicio al Cliente, asesor comercial, Gerencia o area administrativa recibe la PQR y remite el caso para su registro inmediato.</w:t>
+      </w:r>
+    </w:p>
+    <w:p>
+      <w:pPr>
+        <w:pStyle w:val="Compact"/>
+        <w:numPr>
+          <w:ilvl w:val="0"/>
+          <w:numId w:val="1004"/>
+        </w:numPr>
+      </w:pPr>
+      <w:r>
+        <w:t xml:space="preserve">Servicio al Cliente asigna consecutivo en</w:t>
       </w:r>
       <w:r>
         <w:t xml:space="preserve"> </w:t>
@@ -359,6 +419,81 @@
         <w:t xml:space="preserve">Formato_Registro_PQR_V1.csv</w:t>
       </w:r>
       <w:r>
+        <w:t xml:space="preserve"> </w:t>
+      </w:r>
+      <w:r>
+        <w:t xml:space="preserve">y registra como minimo: fecha, cliente, contacto, producto, lote cuando aplique, descripcion, cantidad afectada y soportes.</w:t>
+      </w:r>
+    </w:p>
+    <w:p>
+      <w:pPr>
+        <w:pStyle w:val="Compact"/>
+        <w:numPr>
+          <w:ilvl w:val="0"/>
+          <w:numId w:val="1004"/>
+        </w:numPr>
+      </w:pPr>
+      <w:r>
+        <w:t xml:space="preserve">Servicio al Cliente clasifica tipo (peticion, queja, reclamo), origen del caso y criticidad.</w:t>
+      </w:r>
+    </w:p>
+    <w:p>
+      <w:pPr>
+        <w:pStyle w:val="Compact"/>
+        <w:numPr>
+          <w:ilvl w:val="0"/>
+          <w:numId w:val="1004"/>
+        </w:numPr>
+      </w:pPr>
+      <w:r>
+        <w:t xml:space="preserve">Calidad coordina el analisis del caso con las areas involucradas. Si la situacion corresponde a calidad del producto, se revisan lote, antecedentes, condiciones de almacenamiento, despacho y soportes tecnicos.</w:t>
+      </w:r>
+    </w:p>
+    <w:p>
+      <w:pPr>
+        <w:pStyle w:val="Compact"/>
+        <w:numPr>
+          <w:ilvl w:val="0"/>
+          <w:numId w:val="1004"/>
+        </w:numPr>
+      </w:pPr>
+      <w:r>
+        <w:t xml:space="preserve">Cuando la informacion disponible no sea suficiente, se puede realizar visita tecnica al cliente o toma de muestra en sitio para ampliar el analisis.</w:t>
+      </w:r>
+    </w:p>
+    <w:p>
+      <w:pPr>
+        <w:pStyle w:val="Compact"/>
+        <w:numPr>
+          <w:ilvl w:val="0"/>
+          <w:numId w:val="1004"/>
+        </w:numPr>
+      </w:pPr>
+      <w:r>
+        <w:t xml:space="preserve">Si requiere investigacion tecnica, se abre RPC y se integra resultado; si aplica, se gestionan acciones correctivas/preventivas conforme al sistema de mejora.</w:t>
+      </w:r>
+    </w:p>
+    <w:p>
+      <w:pPr>
+        <w:pStyle w:val="Compact"/>
+        <w:numPr>
+          <w:ilvl w:val="0"/>
+          <w:numId w:val="1004"/>
+        </w:numPr>
+      </w:pPr>
+      <w:r>
+        <w:t xml:space="preserve">Si la PQR implica riesgo sanitario, incumplimiento de especificacion o posible afectacion de multiples lotes, se activa de inmediato</w:t>
+      </w:r>
+      <w:r>
+        <w:t xml:space="preserve"> </w:t>
+      </w:r>
+      <w:r>
+        <w:rPr>
+          <w:rStyle w:val="VerbatimChar"/>
+        </w:rPr>
+        <w:t xml:space="preserve">POE_3.16A_Retiro_Producto_Recall_V1.md</w:t>
+      </w:r>
+      <w:r>
         <w:t xml:space="preserve">.</w:t>
       </w:r>
     </w:p>
@@ -371,7 +506,7 @@
         </w:numPr>
       </w:pPr>
       <w:r>
-        <w:t xml:space="preserve">Servicio al Cliente clasifica tipo (peticion, queja, reclamo) y criticidad.</w:t>
+        <w:t xml:space="preserve">Responsable del caso redacta la respuesta formal indicando hallazgos, causa, decision, acciones y, cuando aplique, justificacion de no procedencia.</w:t>
       </w:r>
     </w:p>
     <w:p>
@@ -383,7 +518,7 @@
         </w:numPr>
       </w:pPr>
       <w:r>
-        <w:t xml:space="preserve">Calidad analiza soporte, lote y antecedentes cuando aplique.</w:t>
+        <w:t xml:space="preserve">Direccion Tecnica aprueba la respuesta para casos tecnicos criticos o de alto impacto.</w:t>
       </w:r>
     </w:p>
     <w:p>
@@ -395,55 +530,7 @@
         </w:numPr>
       </w:pPr>
       <w:r>
-        <w:t xml:space="preserve">Si requiere investigacion tecnica, se abre RPC y se integra resultado.</w:t>
-      </w:r>
-    </w:p>
-    <w:p>
-      <w:pPr>
-        <w:pStyle w:val="Compact"/>
-        <w:numPr>
-          <w:ilvl w:val="0"/>
-          <w:numId w:val="1004"/>
-        </w:numPr>
-      </w:pPr>
-      <w:r>
-        <w:t xml:space="preserve">Si la PQR implica riesgo sanitario, incumplimiento de especificacion o posible afectacion de multiples lotes, se activa de inmediato el protocolo interno de retiro/contencion con Direccion Tecnica y Calidad.</w:t>
-      </w:r>
-    </w:p>
-    <w:p>
-      <w:pPr>
-        <w:pStyle w:val="Compact"/>
-        <w:numPr>
-          <w:ilvl w:val="0"/>
-          <w:numId w:val="1004"/>
-        </w:numPr>
-      </w:pPr>
-      <w:r>
-        <w:t xml:space="preserve">Responsable redacta respuesta y define acciones correctivas/preventivas.</w:t>
-      </w:r>
-    </w:p>
-    <w:p>
-      <w:pPr>
-        <w:pStyle w:val="Compact"/>
-        <w:numPr>
-          <w:ilvl w:val="0"/>
-          <w:numId w:val="1004"/>
-        </w:numPr>
-      </w:pPr>
-      <w:r>
-        <w:t xml:space="preserve">Direccion Tecnica aprueba respuesta para casos de alto impacto.</w:t>
-      </w:r>
-    </w:p>
-    <w:p>
-      <w:pPr>
-        <w:pStyle w:val="Compact"/>
-        <w:numPr>
-          <w:ilvl w:val="0"/>
-          <w:numId w:val="1004"/>
-        </w:numPr>
-      </w:pPr>
-      <w:r>
-        <w:t xml:space="preserve">Servicio al Cliente comunica respuesta al cliente y registra fecha.</w:t>
+        <w:t xml:space="preserve">Servicio al Cliente comunica la respuesta al cliente y registra fecha, canal y evidencia.</w:t>
       </w:r>
     </w:p>
     <w:p>
@@ -467,11 +554,11 @@
         <w:t xml:space="preserve">Registro_Seguimiento_PQR_V1.csv</w:t>
       </w:r>
       <w:r>
-        <w:t xml:space="preserve">.</w:t>
-      </w:r>
-    </w:p>
-    <w:bookmarkEnd w:id="14"/>
-    <w:bookmarkStart w:id="15" w:name="criterios-de-control-y-aceptacion"/>
+        <w:t xml:space="preserve">, verificando que toda accion comprometida quede trazable.</w:t>
+      </w:r>
+    </w:p>
+    <w:bookmarkEnd w:id="25"/>
+    <w:bookmarkStart w:id="26" w:name="criterios-de-control-y-aceptacion"/>
     <w:p>
       <w:pPr>
         <w:pStyle w:val="Heading2"/>
@@ -585,7 +672,7 @@
               <w:pStyle w:val="Compact"/>
             </w:pPr>
             <w:r>
-              <w:t xml:space="preserve">Maximo 15 dias habiles, salvo casos complejos justificados</w:t>
+              <w:t xml:space="preserve">Maximo 10 dias habiles</w:t>
             </w:r>
           </w:p>
         </w:tc>
@@ -633,14 +720,14 @@
               <w:pStyle w:val="Compact"/>
             </w:pPr>
             <w:r>
-              <w:t xml:space="preserve">Con accion definida y evidencia de comunicacion</w:t>
+              <w:t xml:space="preserve">Con decision definida, evidencia de comunicacion y trazabilidad del analisis</w:t>
             </w:r>
           </w:p>
         </w:tc>
       </w:tr>
     </w:tbl>
-    <w:bookmarkEnd w:id="15"/>
-    <w:bookmarkStart w:id="16" w:name="registros-asociados"/>
+    <w:bookmarkEnd w:id="26"/>
+    <w:bookmarkStart w:id="27" w:name="registros-asociados"/>
     <w:p>
       <w:pPr>
         <w:pStyle w:val="Heading2"/>
@@ -679,8 +766,8 @@
         <w:t xml:space="preserve">Registro_Seguimiento_PQR_V1.csv</w:t>
       </w:r>
     </w:p>
-    <w:bookmarkEnd w:id="16"/>
-    <w:bookmarkStart w:id="17" w:name="anexos"/>
+    <w:bookmarkEnd w:id="27"/>
+    <w:bookmarkStart w:id="28" w:name="anexos"/>
     <w:p>
       <w:pPr>
         <w:pStyle w:val="Heading2"/>
@@ -713,8 +800,8 @@
         <w:t xml:space="preserve">Anexo 2: Tiempos de respuesta por criticidad.</w:t>
       </w:r>
     </w:p>
-    <w:bookmarkEnd w:id="17"/>
-    <w:bookmarkStart w:id="18" w:name="control-de-cambios"/>
+    <w:bookmarkEnd w:id="28"/>
+    <w:bookmarkStart w:id="29" w:name="control-de-cambios"/>
     <w:p>
       <w:pPr>
         <w:pStyle w:val="Heading2"/>
@@ -808,14 +895,45 @@
           </w:p>
         </w:tc>
       </w:tr>
+      <w:tr>
+        <w:tc>
+          <w:tcPr/>
+          <w:p>
+            <w:pPr>
+              <w:pStyle w:val="Compact"/>
+            </w:pPr>
+            <w:r>
+              <w:t xml:space="preserve">02</w:t>
+            </w:r>
+          </w:p>
+        </w:tc>
+        <w:tc>
+          <w:tcPr/>
+          <w:p>
+            <w:pPr>
+              <w:pStyle w:val="Compact"/>
+            </w:pPr>
+            <w:r>
+              <w:t xml:space="preserve">2026-03-17</w:t>
+            </w:r>
+          </w:p>
+        </w:tc>
+        <w:tc>
+          <w:tcPr/>
+          <w:p>
+            <w:pPr>
+              <w:pStyle w:val="Compact"/>
+            </w:pPr>
+            <w:r>
+              <w:t xml:space="preserve">Se ajusta a legacy: plazo maximo 10 dias habiles, analisis multidisciplinario, visita tecnica y respuesta obligatoria a casos no procedentes.</w:t>
+            </w:r>
+          </w:p>
+        </w:tc>
+      </w:tr>
     </w:tbl>
-    <w:bookmarkEnd w:id="18"/>
-    <w:bookmarkEnd w:id="19"/>
-    <w:sectPr>
-      <w:footnotePr>
-        <w:numRestart w:val="eachSect"/>
-      </w:footnotePr>
-    </w:sectPr>
+    <w:bookmarkEnd w:id="29"/>
+    <w:bookmarkEnd w:id="30"/>
+    <w:sectPr/>
   </w:body>
 </w:document>
 </file>
@@ -1165,10 +1283,10 @@
   <w:docDefaults>
     <w:rPrDefault>
       <w:rPr>
-        <w:rFonts w:asciiTheme="minorHAnsi" w:cstheme="minorBidi" w:eastAsiaTheme="minorEastAsia" w:hAnsiTheme="minorHAnsi"/>
+        <w:rFonts w:asciiTheme="minorHAnsi" w:cstheme="minorBidi" w:eastAsiaTheme="minorHAnsi" w:hAnsiTheme="minorHAnsi"/>
         <w:sz w:val="24"/>
         <w:szCs w:val="24"/>
-        <w:lang w:bidi="ar-SA" w:eastAsia="zh-CN" w:val="en-US"/>
+        <w:lang w:bidi="ar-SA" w:eastAsia="en-US" w:val="en-US"/>
       </w:rPr>
     </w:rPrDefault>
     <w:pPrDefault>
@@ -1220,6 +1338,8 @@
     </w:pPr>
     <w:rPr>
       <w:rFonts w:asciiTheme="majorHAnsi" w:cstheme="majorBidi" w:eastAsiaTheme="majorEastAsia" w:hAnsiTheme="majorHAnsi"/>
+      <w:spacing w:val="-10"/>
+      <w:kern w:val="28"/>
       <w:sz w:val="56"/>
       <w:szCs w:val="56"/>
     </w:rPr>
@@ -1232,6 +1352,8 @@
     <w:rsid w:val="00A10FD9"/>
     <w:rPr>
       <w:rFonts w:asciiTheme="majorHAnsi" w:cstheme="majorBidi" w:eastAsiaTheme="majorEastAsia" w:hAnsiTheme="majorHAnsi"/>
+      <w:spacing w:val="-10"/>
+      <w:kern w:val="28"/>
       <w:sz w:val="56"/>
       <w:szCs w:val="56"/>
     </w:rPr>
@@ -1272,31 +1394,23 @@
   </w:style>
   <w:style w:customStyle="1" w:styleId="Author" w:type="paragraph">
     <w:name w:val="Author"/>
-    <w:basedOn w:val="Title"/>
     <w:next w:val="BodyText"/>
     <w:qFormat/>
     <w:pPr>
       <w:keepNext/>
       <w:keepLines/>
+      <w:jc w:val="center"/>
     </w:pPr>
-    <w:rPr>
-      <w:sz w:val="24"/>
-      <w:szCs w:val="24"/>
-    </w:rPr>
   </w:style>
   <w:style w:styleId="Date" w:type="paragraph">
     <w:name w:val="Date"/>
-    <w:basedOn w:val="Title"/>
     <w:next w:val="BodyText"/>
     <w:qFormat/>
     <w:pPr>
       <w:keepNext/>
       <w:keepLines/>
+      <w:jc w:val="center"/>
     </w:pPr>
-    <w:rPr>
-      <w:sz w:val="24"/>
-      <w:szCs w:val="24"/>
-    </w:rPr>
   </w:style>
   <w:style w:customStyle="1" w:styleId="AbstractTitle" w:type="paragraph">
     <w:name w:val="Abstract Title"/>
@@ -1709,6 +1823,13 @@
       </w:tblCellMar>
     </w:tblPr>
     <w:tblStylePr w:type="firstRow">
+      <w:tblPr>
+        <w:jc w:val="left"/>
+        <w:tblInd w:type="dxa" w:w="0"/>
+      </w:tblPr>
+      <w:trPr>
+        <w:jc w:val="left"/>
+      </w:trPr>
       <w:tcPr>
         <w:tcBorders>
           <w:bottom w:val="single"/>
